--- a/day 21/ospf DR_BRD concepts.docx
+++ b/day 21/ospf DR_BRD concepts.docx
@@ -841,7 +841,55 @@
         <w:t xml:space="preserve"> active routers at the exact same time to clear the leadership memory and force a clean re-vote.</w:t>
       </w:r>
     </w:p>
+    <w:p>
+      <w:r>
+        <w:t>DR/BDR election only happens on BROADCAST network types</w:t>
+      </w:r>
+    </w:p>
+    <w:p>
+      <w:r>
+        <w:t>(Ethernet — which is what Packet Tracer uses)</w:t>
+      </w:r>
+    </w:p>
     <w:p/>
+    <w:p>
+      <w:r>
+        <w:t>On point-to-point links (serial WAN links, /30 subnets</w:t>
+      </w:r>
+    </w:p>
+    <w:p>
+      <w:r>
+        <w:t>directly connecting two routers) there is NO DR/BDR election</w:t>
+      </w:r>
+    </w:p>
+    <w:p>
+      <w:r>
+        <w:t>because there are only ever 2 routers — no need for a manager</w:t>
+      </w:r>
+    </w:p>
+    <w:p/>
+    <w:p>
+      <w:r>
+        <w:t>show ip ospf interface on a point-to-point link shows:</w:t>
+      </w:r>
+    </w:p>
+    <w:p>
+      <w:r>
+        <w:t>Network Type: POINT_TO_POINT  (no election)</w:t>
+      </w:r>
+    </w:p>
+    <w:p/>
+    <w:p>
+      <w:r>
+        <w:lastRenderedPageBreak/>
+        <w:t>show ip ospf interface on Ethernet shows:</w:t>
+      </w:r>
+    </w:p>
+    <w:p>
+      <w:r>
+        <w:t>Network Type: BROADCAST  (election happens)</w:t>
+      </w:r>
+    </w:p>
     <w:sectPr>
       <w:pgSz w:w="12240" w:h="15840"/>
       <w:pgMar w:top="1440" w:right="1440" w:bottom="1440" w:left="1440" w:header="720" w:footer="720" w:gutter="0"/>
@@ -3161,6 +3209,7 @@
   <w:style w:type="character" w:default="1" w:styleId="DefaultParagraphFont">
     <w:name w:val="Default Paragraph Font"/>
     <w:uiPriority w:val="1"/>
+    <w:semiHidden/>
     <w:unhideWhenUsed/>
   </w:style>
   <w:style w:type="table" w:default="1" w:styleId="TableNormal">
